--- a/docs/Reporte_Semana03_Monitoreo_Ciberseguridad_CarlosReyez.docx
+++ b/docs/Reporte_Semana03_Monitoreo_Ciberseguridad_CarlosReyez.docx
@@ -204,13 +204,37 @@
           <w:b/>
           <w:bCs/>
         </w:rPr>
-        <w:t>/src</w:t>
-      </w:r>
-      <w:r>
-        <w:rPr>
-          <w:rFonts w:ascii="Arial" w:hAnsi="Arial" w:cs="Arial"/>
-        </w:rPr>
-        <w:t>: Directorio principal de ejecución. Contiene el núcleo de captura (main.py) y, posteriormente, alojará la interfaz de exposición (Flask API).</w:t>
+        <w:t>/</w:t>
+      </w:r>
+      <w:proofErr w:type="spellStart"/>
+      <w:r>
+        <w:rPr>
+          <w:rFonts w:ascii="Arial" w:hAnsi="Arial" w:cs="Arial"/>
+          <w:b/>
+          <w:bCs/>
+        </w:rPr>
+        <w:t>src</w:t>
+      </w:r>
+      <w:proofErr w:type="spellEnd"/>
+      <w:r>
+        <w:rPr>
+          <w:rFonts w:ascii="Arial" w:hAnsi="Arial" w:cs="Arial"/>
+        </w:rPr>
+        <w:t>: Directorio principal de ejecución. Contiene el núcleo de captura (main.py) y, posteriormente, alojará la interfaz de exposición (</w:t>
+      </w:r>
+      <w:proofErr w:type="spellStart"/>
+      <w:r>
+        <w:rPr>
+          <w:rFonts w:ascii="Arial" w:hAnsi="Arial" w:cs="Arial"/>
+        </w:rPr>
+        <w:t>Flask</w:t>
+      </w:r>
+      <w:proofErr w:type="spellEnd"/>
+      <w:r>
+        <w:rPr>
+          <w:rFonts w:ascii="Arial" w:hAnsi="Arial" w:cs="Arial"/>
+        </w:rPr>
+        <w:t xml:space="preserve"> API).</w:t>
       </w:r>
     </w:p>
     <w:p>
@@ -256,8 +280,18 @@
           <w:b/>
           <w:bCs/>
         </w:rPr>
-        <w:t>/docs</w:t>
-      </w:r>
+        <w:t>/</w:t>
+      </w:r>
+      <w:proofErr w:type="spellStart"/>
+      <w:r>
+        <w:rPr>
+          <w:rFonts w:ascii="Arial" w:hAnsi="Arial" w:cs="Arial"/>
+          <w:b/>
+          <w:bCs/>
+        </w:rPr>
+        <w:t>docs</w:t>
+      </w:r>
+      <w:proofErr w:type="spellEnd"/>
       <w:r>
         <w:rPr>
           <w:rFonts w:ascii="Arial" w:hAnsi="Arial" w:cs="Arial"/>
@@ -268,8 +302,16 @@
         <w:rPr>
           <w:rFonts w:ascii="Arial" w:hAnsi="Arial" w:cs="Arial"/>
         </w:rPr>
-        <w:t>archivo. gitignore</w:t>
-      </w:r>
+        <w:t xml:space="preserve">archivo. </w:t>
+      </w:r>
+      <w:proofErr w:type="spellStart"/>
+      <w:r>
+        <w:rPr>
+          <w:rFonts w:ascii="Arial" w:hAnsi="Arial" w:cs="Arial"/>
+        </w:rPr>
+        <w:t>gitignore</w:t>
+      </w:r>
+      <w:proofErr w:type="spellEnd"/>
       <w:r>
         <w:rPr>
           <w:rFonts w:ascii="Arial" w:hAnsi="Arial" w:cs="Arial"/>
@@ -308,6 +350,7 @@
         </w:rPr>
         <w:t xml:space="preserve">En concordancia con los principios DevOps de consistencia y portabilidad del entorno, se procedió a la estabilización y congelamiento del </w:t>
       </w:r>
+      <w:proofErr w:type="spellStart"/>
       <w:r>
         <w:rPr>
           <w:rFonts w:ascii="Arial" w:hAnsi="Arial" w:cs="Arial"/>
@@ -316,6 +359,7 @@
         </w:rPr>
         <w:t>toolchain</w:t>
       </w:r>
+      <w:proofErr w:type="spellEnd"/>
       <w:r>
         <w:rPr>
           <w:rFonts w:ascii="Arial" w:hAnsi="Arial" w:cs="Arial"/>
@@ -334,7 +378,49 @@
         <w:rPr>
           <w:rFonts w:ascii="Arial" w:hAnsi="Arial" w:cs="Arial"/>
         </w:rPr>
-        <w:t>Se activó el entorno virtual aislado (.venv) y se realizó el congelamiento de dependencias del proyecto (pip freeze), poblando de manera estricta el archivo de requerimientos con los identificadores y versiones de lanzamiento de los paquetes principales:</w:t>
+        <w:t>Se activó el entorno virtual aislado (.</w:t>
+      </w:r>
+      <w:proofErr w:type="spellStart"/>
+      <w:r>
+        <w:rPr>
+          <w:rFonts w:ascii="Arial" w:hAnsi="Arial" w:cs="Arial"/>
+        </w:rPr>
+        <w:t>venv</w:t>
+      </w:r>
+      <w:proofErr w:type="spellEnd"/>
+      <w:r>
+        <w:rPr>
+          <w:rFonts w:ascii="Arial" w:hAnsi="Arial" w:cs="Arial"/>
+        </w:rPr>
+        <w:t>) y se realizó el congelamiento de dependencias del proyecto (</w:t>
+      </w:r>
+      <w:proofErr w:type="spellStart"/>
+      <w:r>
+        <w:rPr>
+          <w:rFonts w:ascii="Arial" w:hAnsi="Arial" w:cs="Arial"/>
+        </w:rPr>
+        <w:t>pip</w:t>
+      </w:r>
+      <w:proofErr w:type="spellEnd"/>
+      <w:r>
+        <w:rPr>
+          <w:rFonts w:ascii="Arial" w:hAnsi="Arial" w:cs="Arial"/>
+        </w:rPr>
+        <w:t xml:space="preserve"> </w:t>
+      </w:r>
+      <w:proofErr w:type="spellStart"/>
+      <w:r>
+        <w:rPr>
+          <w:rFonts w:ascii="Arial" w:hAnsi="Arial" w:cs="Arial"/>
+        </w:rPr>
+        <w:t>freeze</w:t>
+      </w:r>
+      <w:proofErr w:type="spellEnd"/>
+      <w:r>
+        <w:rPr>
+          <w:rFonts w:ascii="Arial" w:hAnsi="Arial" w:cs="Arial"/>
+        </w:rPr>
+        <w:t>), poblando de manera estricta el archivo de requerimientos con los identificadores y versiones de lanzamiento de los paquetes principales:</w:t>
       </w:r>
     </w:p>
     <w:p>
@@ -348,6 +434,7 @@
           <w:rFonts w:ascii="Arial" w:hAnsi="Arial" w:cs="Arial"/>
         </w:rPr>
       </w:pPr>
+      <w:proofErr w:type="spellStart"/>
       <w:r>
         <w:rPr>
           <w:rFonts w:ascii="Arial" w:hAnsi="Arial" w:cs="Arial"/>
@@ -356,11 +443,26 @@
         </w:rPr>
         <w:t>Flask</w:t>
       </w:r>
-      <w:r>
-        <w:rPr>
-          <w:rFonts w:ascii="Arial" w:hAnsi="Arial" w:cs="Arial"/>
-        </w:rPr>
-        <w:t>: Micro-framework seleccionado para la capa de servicios y exposición local de la API.</w:t>
+      <w:proofErr w:type="spellEnd"/>
+      <w:r>
+        <w:rPr>
+          <w:rFonts w:ascii="Arial" w:hAnsi="Arial" w:cs="Arial"/>
+        </w:rPr>
+        <w:t xml:space="preserve">: </w:t>
+      </w:r>
+      <w:proofErr w:type="spellStart"/>
+      <w:r>
+        <w:rPr>
+          <w:rFonts w:ascii="Arial" w:hAnsi="Arial" w:cs="Arial"/>
+        </w:rPr>
+        <w:t>Micro-framework</w:t>
+      </w:r>
+      <w:proofErr w:type="spellEnd"/>
+      <w:r>
+        <w:rPr>
+          <w:rFonts w:ascii="Arial" w:hAnsi="Arial" w:cs="Arial"/>
+        </w:rPr>
+        <w:t xml:space="preserve"> seleccionado para la capa de servicios y exposición local de la API.</w:t>
       </w:r>
     </w:p>
     <w:p>
@@ -418,6 +520,9 @@
     <w:p/>
     <w:p>
       <w:r>
+        <w:rPr>
+          <w:noProof/>
+        </w:rPr>
         <w:lastRenderedPageBreak/>
         <w:drawing>
           <wp:inline distT="0" distB="0" distL="0" distR="0" wp14:anchorId="499BEDCF" wp14:editId="1D79866A">
@@ -515,7 +620,35 @@
         <w:rPr>
           <w:rFonts w:ascii="Arial" w:hAnsi="Arial" w:cs="Arial"/>
         </w:rPr>
-        <w:t>: Se generó un archivo de inicialización vacío dentro del directorio /src. Esta acción bajo los estándares de Python convierte la carpeta en un módulo formal, previniendo errores de importación relativos y permitiendo la intercomunicación limpia entre los componentes del núcleo de captura y la futura interfaz de Flask.</w:t>
+        <w:t>: Se generó un archivo de inicialización vacío dentro del directorio /</w:t>
+      </w:r>
+      <w:proofErr w:type="spellStart"/>
+      <w:r>
+        <w:rPr>
+          <w:rFonts w:ascii="Arial" w:hAnsi="Arial" w:cs="Arial"/>
+        </w:rPr>
+        <w:t>src</w:t>
+      </w:r>
+      <w:proofErr w:type="spellEnd"/>
+      <w:r>
+        <w:rPr>
+          <w:rFonts w:ascii="Arial" w:hAnsi="Arial" w:cs="Arial"/>
+        </w:rPr>
+        <w:t xml:space="preserve">. Esta acción bajo los estándares de Python convierte la carpeta en un módulo formal, previniendo errores de importación relativos y permitiendo la intercomunicación limpia entre los componentes del núcleo de captura y la futura interfaz de </w:t>
+      </w:r>
+      <w:proofErr w:type="spellStart"/>
+      <w:r>
+        <w:rPr>
+          <w:rFonts w:ascii="Arial" w:hAnsi="Arial" w:cs="Arial"/>
+        </w:rPr>
+        <w:t>Flask</w:t>
+      </w:r>
+      <w:proofErr w:type="spellEnd"/>
+      <w:r>
+        <w:rPr>
+          <w:rFonts w:ascii="Arial" w:hAnsi="Arial" w:cs="Arial"/>
+        </w:rPr>
+        <w:t>.</w:t>
       </w:r>
     </w:p>
     <w:p>
@@ -541,11 +674,28 @@
         <w:rPr>
           <w:rFonts w:ascii="Arial" w:hAnsi="Arial" w:cs="Arial"/>
         </w:rPr>
-        <w:t>: Se ejecutó el componente principal main.py para validar que el ecosistema de ejecución local responda adecuadamente y sea capaz de interactuar con el Sistema Operativo Host utilizando las librerías nativas socket y platform.</w:t>
+        <w:t xml:space="preserve">: Se ejecutó el componente principal main.py para validar que el ecosistema de ejecución local responda adecuadamente y sea capaz de interactuar con el Sistema Operativo Host utilizando las librerías nativas socket y </w:t>
+      </w:r>
+      <w:proofErr w:type="spellStart"/>
+      <w:r>
+        <w:rPr>
+          <w:rFonts w:ascii="Arial" w:hAnsi="Arial" w:cs="Arial"/>
+        </w:rPr>
+        <w:t>platform</w:t>
+      </w:r>
+      <w:proofErr w:type="spellEnd"/>
+      <w:r>
+        <w:rPr>
+          <w:rFonts w:ascii="Arial" w:hAnsi="Arial" w:cs="Arial"/>
+        </w:rPr>
+        <w:t>.</w:t>
       </w:r>
     </w:p>
     <w:p>
       <w:r>
+        <w:rPr>
+          <w:noProof/>
+        </w:rPr>
         <w:lastRenderedPageBreak/>
         <w:drawing>
           <wp:inline distT="0" distB="0" distL="0" distR="0" wp14:anchorId="1117462E" wp14:editId="2DB9761E">
@@ -625,10 +775,34 @@
           <w:b/>
           <w:bCs/>
         </w:rPr>
-        <w:t>Control de Calidad Estático (Linter y Formateador):</w:t>
-      </w:r>
-      <w:r>
-        <w:t xml:space="preserve"> Se ejecutaron las herramientas Black y Flake8 sobre la raíz del proyecto. El formateador estandarizó la sintaxis de los scripts automáticamente, mientras que el linter otorgó "luz verde" al confirmar que el código base cumple rigurosamente con la guía de estilo de la industria (PEP 8), asegurando la mantenibilidad futura del software.</w:t>
+        <w:t>Control de Calidad Estático (</w:t>
+      </w:r>
+      <w:proofErr w:type="spellStart"/>
+      <w:r>
+        <w:rPr>
+          <w:b/>
+          <w:bCs/>
+        </w:rPr>
+        <w:t>Linter</w:t>
+      </w:r>
+      <w:proofErr w:type="spellEnd"/>
+      <w:r>
+        <w:rPr>
+          <w:b/>
+          <w:bCs/>
+        </w:rPr>
+        <w:t xml:space="preserve"> y Formateador):</w:t>
+      </w:r>
+      <w:r>
+        <w:t xml:space="preserve"> Se ejecutaron las herramientas Black y Flake8 sobre la raíz del proyecto. El formateador estandarizó la sintaxis de los scripts automáticamente, mientras que el </w:t>
+      </w:r>
+      <w:proofErr w:type="spellStart"/>
+      <w:r>
+        <w:t>linter</w:t>
+      </w:r>
+      <w:proofErr w:type="spellEnd"/>
+      <w:r>
+        <w:t xml:space="preserve"> otorgó "luz verde" al confirmar que el código base cumple rigurosamente con la guía de estilo de la industria (PEP 8), asegurando la mantenibilidad futura del software.</w:t>
       </w:r>
     </w:p>
     <w:p>
@@ -647,7 +821,15 @@
         <w:t>Aislamiento de Entornos:</w:t>
       </w:r>
       <w:r>
-        <w:t xml:space="preserve"> Se corroboró que el paquete /src (inicializado mediante su archivo __init__.py) interactúe de forma correcta y modular con el entorno aislado de datos /data, garantizando que la estructura física del repositorio empate con el plano lógico diseñado en el diagrama de arquitectura UML.</w:t>
+        <w:t xml:space="preserve"> Se corroboró que el paquete /</w:t>
+      </w:r>
+      <w:proofErr w:type="spellStart"/>
+      <w:r>
+        <w:t>src</w:t>
+      </w:r>
+      <w:proofErr w:type="spellEnd"/>
+      <w:r>
+        <w:t xml:space="preserve"> (inicializado mediante su archivo __init__.py) interactúe de forma correcta y modular con el entorno aislado de datos /data, garantizando que la estructura física del repositorio empate con el plano lógico diseñado en el diagrama de arquitectura UML.</w:t>
       </w:r>
     </w:p>
     <w:p>
@@ -668,6 +850,7 @@
       <w:r>
         <w:t xml:space="preserve"> El ciclo de integración concluyó de manera exitosa con el envío de las configuraciones y el </w:t>
       </w:r>
+      <w:proofErr w:type="spellStart"/>
       <w:r>
         <w:rPr>
           <w:i/>
@@ -675,12 +858,29 @@
         </w:rPr>
         <w:t>toolchain</w:t>
       </w:r>
+      <w:proofErr w:type="spellEnd"/>
       <w:r>
         <w:t xml:space="preserve"> estabilizado requirements.txt hacia el repositorio remoto en GitHub mediante </w:t>
       </w:r>
       <w:r>
         <w:lastRenderedPageBreak/>
-        <w:t>los comandos de control de versiones git push. La sincronización limpia y sin conflictos en la nube oficializa la entrega de los componentes base del sistema.</w:t>
+        <w:t xml:space="preserve">los comandos de control de versiones </w:t>
+      </w:r>
+      <w:proofErr w:type="spellStart"/>
+      <w:r>
+        <w:t>git</w:t>
+      </w:r>
+      <w:proofErr w:type="spellEnd"/>
+      <w:r>
+        <w:t xml:space="preserve"> </w:t>
+      </w:r>
+      <w:proofErr w:type="spellStart"/>
+      <w:r>
+        <w:t>push</w:t>
+      </w:r>
+      <w:proofErr w:type="spellEnd"/>
+      <w:r>
+        <w:t>. La sincronización limpia y sin conflictos en la nube oficializa la entrega de los componentes base del sistema.</w:t>
       </w:r>
     </w:p>
     <w:p/>
@@ -691,10 +891,10 @@
         <w:tblLook w:val="04A0" w:firstRow="1" w:lastRow="0" w:firstColumn="1" w:lastColumn="0" w:noHBand="0" w:noVBand="1"/>
       </w:tblPr>
       <w:tblGrid>
-        <w:gridCol w:w="2182"/>
-        <w:gridCol w:w="3369"/>
-        <w:gridCol w:w="1810"/>
-        <w:gridCol w:w="1467"/>
+        <w:gridCol w:w="2158"/>
+        <w:gridCol w:w="5330"/>
+        <w:gridCol w:w="670"/>
+        <w:gridCol w:w="670"/>
       </w:tblGrid>
       <w:tr>
         <w:trPr>
@@ -741,7 +941,7 @@
               <w:cnfStyle w:val="100000000000" w:firstRow="1" w:lastRow="0" w:firstColumn="0" w:lastColumn="0" w:oddVBand="0" w:evenVBand="0" w:oddHBand="0" w:evenHBand="0" w:firstRowFirstColumn="0" w:firstRowLastColumn="0" w:lastRowFirstColumn="0" w:lastRowLastColumn="0"/>
             </w:pPr>
             <w:r>
-              <w:t>TE (Tiempo Estimado)</w:t>
+              <w:t>TE</w:t>
             </w:r>
           </w:p>
         </w:tc>
@@ -756,7 +956,7 @@
               <w:cnfStyle w:val="100000000000" w:firstRow="1" w:lastRow="0" w:firstColumn="0" w:lastColumn="0" w:oddVBand="0" w:evenVBand="0" w:oddHBand="0" w:evenHBand="0" w:firstRowFirstColumn="0" w:firstRowLastColumn="0" w:lastRowFirstColumn="0" w:lastRowLastColumn="0"/>
             </w:pPr>
             <w:r>
-              <w:t>TR (Tiempo Real)</w:t>
+              <w:t>TR</w:t>
             </w:r>
           </w:p>
         </w:tc>
@@ -776,7 +976,7 @@
               <w:spacing w:after="160" w:line="278" w:lineRule="auto"/>
             </w:pPr>
             <w:r>
-              <w:t>Configurar repositorio</w:t>
+              <w:t>Planificar</w:t>
             </w:r>
           </w:p>
         </w:tc>
@@ -791,7 +991,7 @@
               <w:cnfStyle w:val="000000100000" w:firstRow="0" w:lastRow="0" w:firstColumn="0" w:lastColumn="0" w:oddVBand="0" w:evenVBand="0" w:oddHBand="1" w:evenHBand="0" w:firstRowFirstColumn="0" w:firstRowLastColumn="0" w:lastRowFirstColumn="0" w:lastRowLastColumn="0"/>
             </w:pPr>
             <w:r>
-              <w:t>Estructura del repositorio y convenciones (Diseño UML)</w:t>
+              <w:t>Estructura del repositorio y convenciones</w:t>
             </w:r>
           </w:p>
         </w:tc>
@@ -806,7 +1006,7 @@
               <w:cnfStyle w:val="000000100000" w:firstRow="0" w:lastRow="0" w:firstColumn="0" w:lastColumn="0" w:oddVBand="0" w:evenVBand="0" w:oddHBand="1" w:evenHBand="0" w:firstRowFirstColumn="0" w:firstRowLastColumn="0" w:lastRowFirstColumn="0" w:lastRowLastColumn="0"/>
             </w:pPr>
             <w:r>
-              <w:t>1 hr 30 min</w:t>
+              <w:t>1.0</w:t>
             </w:r>
           </w:p>
         </w:tc>
@@ -821,7 +1021,7 @@
               <w:cnfStyle w:val="000000100000" w:firstRow="0" w:lastRow="0" w:firstColumn="0" w:lastColumn="0" w:oddVBand="0" w:evenVBand="0" w:oddHBand="1" w:evenHBand="0" w:firstRowFirstColumn="0" w:firstRowLastColumn="0" w:lastRowFirstColumn="0" w:lastRowLastColumn="0"/>
             </w:pPr>
             <w:r>
-              <w:t>1 hr 50 min</w:t>
+              <w:t>1.25</w:t>
             </w:r>
           </w:p>
         </w:tc>
@@ -838,7 +1038,7 @@
               <w:spacing w:after="160" w:line="278" w:lineRule="auto"/>
             </w:pPr>
             <w:r>
-              <w:t>Configurar entorno local</w:t>
+              <w:t>Desarrollar</w:t>
             </w:r>
           </w:p>
         </w:tc>
@@ -853,7 +1053,27 @@
               <w:cnfStyle w:val="000000000000" w:firstRow="0" w:lastRow="0" w:firstColumn="0" w:lastColumn="0" w:oddVBand="0" w:evenVBand="0" w:oddHBand="0" w:evenHBand="0" w:firstRowFirstColumn="0" w:firstRowLastColumn="0" w:lastRowFirstColumn="0" w:lastRowLastColumn="0"/>
             </w:pPr>
             <w:r>
-              <w:t>Instalar y fijar versiones de entornos (pip freeze)</w:t>
+              <w:t xml:space="preserve">Instalar y fijar versiones de entornos de ejecución y </w:t>
+            </w:r>
+            <w:proofErr w:type="spellStart"/>
+            <w:r>
+              <w:t>toolchains</w:t>
+            </w:r>
+            <w:proofErr w:type="spellEnd"/>
+          </w:p>
+        </w:tc>
+        <w:tc>
+          <w:tcPr>
+            <w:tcW w:w="0" w:type="auto"/>
+            <w:hideMark/>
+          </w:tcPr>
+          <w:p>
+            <w:pPr>
+              <w:spacing w:after="160" w:line="278" w:lineRule="auto"/>
+              <w:cnfStyle w:val="000000000000" w:firstRow="0" w:lastRow="0" w:firstColumn="0" w:lastColumn="0" w:oddVBand="0" w:evenVBand="0" w:oddHBand="0" w:evenHBand="0" w:firstRowFirstColumn="0" w:firstRowLastColumn="0" w:lastRowFirstColumn="0" w:lastRowLastColumn="0"/>
+            </w:pPr>
+            <w:r>
+              <w:t>1.0</w:t>
             </w:r>
           </w:p>
         </w:tc>
@@ -868,22 +1088,7 @@
               <w:cnfStyle w:val="000000000000" w:firstRow="0" w:lastRow="0" w:firstColumn="0" w:lastColumn="0" w:oddVBand="0" w:evenVBand="0" w:oddHBand="0" w:evenHBand="0" w:firstRowFirstColumn="0" w:firstRowLastColumn="0" w:lastRowFirstColumn="0" w:lastRowLastColumn="0"/>
             </w:pPr>
             <w:r>
-              <w:t xml:space="preserve"> 30 min</w:t>
-            </w:r>
-          </w:p>
-        </w:tc>
-        <w:tc>
-          <w:tcPr>
-            <w:tcW w:w="0" w:type="auto"/>
-            <w:hideMark/>
-          </w:tcPr>
-          <w:p>
-            <w:pPr>
-              <w:spacing w:after="160" w:line="278" w:lineRule="auto"/>
-              <w:cnfStyle w:val="000000000000" w:firstRow="0" w:lastRow="0" w:firstColumn="0" w:lastColumn="0" w:oddVBand="0" w:evenVBand="0" w:oddHBand="0" w:evenHBand="0" w:firstRowFirstColumn="0" w:firstRowLastColumn="0" w:lastRowFirstColumn="0" w:lastRowLastColumn="0"/>
-            </w:pPr>
-            <w:r>
-              <w:t xml:space="preserve"> 30 min</w:t>
+              <w:t>1.16</w:t>
             </w:r>
           </w:p>
         </w:tc>
@@ -903,7 +1108,7 @@
               <w:spacing w:after="160" w:line="278" w:lineRule="auto"/>
             </w:pPr>
             <w:r>
-              <w:t>Configurar entorno local</w:t>
+              <w:t>Desarrollar</w:t>
             </w:r>
           </w:p>
         </w:tc>
@@ -918,7 +1123,27 @@
               <w:cnfStyle w:val="000000100000" w:firstRow="0" w:lastRow="0" w:firstColumn="0" w:lastColumn="0" w:oddVBand="0" w:evenVBand="0" w:oddHBand="1" w:evenHBand="0" w:firstRowFirstColumn="0" w:firstRowLastColumn="0" w:lastRowFirstColumn="0" w:lastRowLastColumn="0"/>
             </w:pPr>
             <w:r>
-              <w:t>Instalar dependencias principales</w:t>
+              <w:t xml:space="preserve">Instalar y fijar versiones de entornos de ejecución y </w:t>
+            </w:r>
+            <w:proofErr w:type="spellStart"/>
+            <w:r>
+              <w:t>toolchains</w:t>
+            </w:r>
+            <w:proofErr w:type="spellEnd"/>
+          </w:p>
+        </w:tc>
+        <w:tc>
+          <w:tcPr>
+            <w:tcW w:w="0" w:type="auto"/>
+            <w:hideMark/>
+          </w:tcPr>
+          <w:p>
+            <w:pPr>
+              <w:spacing w:after="160" w:line="278" w:lineRule="auto"/>
+              <w:cnfStyle w:val="000000100000" w:firstRow="0" w:lastRow="0" w:firstColumn="0" w:lastColumn="0" w:oddVBand="0" w:evenVBand="0" w:oddHBand="1" w:evenHBand="0" w:firstRowFirstColumn="0" w:firstRowLastColumn="0" w:lastRowFirstColumn="0" w:lastRowLastColumn="0"/>
+            </w:pPr>
+            <w:r>
+              <w:t>0.75</w:t>
             </w:r>
           </w:p>
         </w:tc>
@@ -933,22 +1158,7 @@
               <w:cnfStyle w:val="000000100000" w:firstRow="0" w:lastRow="0" w:firstColumn="0" w:lastColumn="0" w:oddVBand="0" w:evenVBand="0" w:oddHBand="1" w:evenHBand="0" w:firstRowFirstColumn="0" w:firstRowLastColumn="0" w:lastRowFirstColumn="0" w:lastRowLastColumn="0"/>
             </w:pPr>
             <w:r>
-              <w:t xml:space="preserve"> 30 min</w:t>
-            </w:r>
-          </w:p>
-        </w:tc>
-        <w:tc>
-          <w:tcPr>
-            <w:tcW w:w="0" w:type="auto"/>
-            <w:hideMark/>
-          </w:tcPr>
-          <w:p>
-            <w:pPr>
-              <w:spacing w:after="160" w:line="278" w:lineRule="auto"/>
-              <w:cnfStyle w:val="000000100000" w:firstRow="0" w:lastRow="0" w:firstColumn="0" w:lastColumn="0" w:oddVBand="0" w:evenVBand="0" w:oddHBand="1" w:evenHBand="0" w:firstRowFirstColumn="0" w:firstRowLastColumn="0" w:lastRowFirstColumn="0" w:lastRowLastColumn="0"/>
-            </w:pPr>
-            <w:r>
-              <w:t xml:space="preserve"> 20 min</w:t>
+              <w:t>1.0</w:t>
             </w:r>
           </w:p>
         </w:tc>
@@ -965,7 +1175,7 @@
               <w:spacing w:after="160" w:line="278" w:lineRule="auto"/>
             </w:pPr>
             <w:r>
-              <w:t>Inicializar proyecto</w:t>
+              <w:t>Desarrollar</w:t>
             </w:r>
           </w:p>
         </w:tc>
@@ -980,7 +1190,7 @@
               <w:cnfStyle w:val="000000000000" w:firstRow="0" w:lastRow="0" w:firstColumn="0" w:lastColumn="0" w:oddVBand="0" w:evenVBand="0" w:oddHBand="0" w:evenHBand="0" w:firstRowFirstColumn="0" w:firstRowLastColumn="0" w:lastRowFirstColumn="0" w:lastRowLastColumn="0"/>
             </w:pPr>
             <w:r>
-              <w:t>Inicializar el espacio de trabajo (__init__.py)</w:t>
+              <w:t>Inicializar el espacio de trabajo y gestionar dependencias</w:t>
             </w:r>
           </w:p>
         </w:tc>
@@ -995,7 +1205,7 @@
               <w:cnfStyle w:val="000000000000" w:firstRow="0" w:lastRow="0" w:firstColumn="0" w:lastColumn="0" w:oddVBand="0" w:evenVBand="0" w:oddHBand="0" w:evenHBand="0" w:firstRowFirstColumn="0" w:firstRowLastColumn="0" w:lastRowFirstColumn="0" w:lastRowLastColumn="0"/>
             </w:pPr>
             <w:r>
-              <w:t xml:space="preserve"> 15 min</w:t>
+              <w:t>2.0</w:t>
             </w:r>
           </w:p>
         </w:tc>
@@ -1010,7 +1220,7 @@
               <w:cnfStyle w:val="000000000000" w:firstRow="0" w:lastRow="0" w:firstColumn="0" w:lastColumn="0" w:oddVBand="0" w:evenVBand="0" w:oddHBand="0" w:evenHBand="0" w:firstRowFirstColumn="0" w:firstRowLastColumn="0" w:lastRowFirstColumn="0" w:lastRowLastColumn="0"/>
             </w:pPr>
             <w:r>
-              <w:t>15 min</w:t>
+              <w:t>2.5</w:t>
             </w:r>
           </w:p>
         </w:tc>
@@ -1030,7 +1240,7 @@
               <w:spacing w:after="160" w:line="278" w:lineRule="auto"/>
             </w:pPr>
             <w:r>
-              <w:t>Probar entorno</w:t>
+              <w:t>Desarrollar</w:t>
             </w:r>
           </w:p>
         </w:tc>
@@ -1045,7 +1255,7 @@
               <w:cnfStyle w:val="000000100000" w:firstRow="0" w:lastRow="0" w:firstColumn="0" w:lastColumn="0" w:oddVBand="0" w:evenVBand="0" w:oddHBand="1" w:evenHBand="0" w:firstRowFirstColumn="0" w:firstRowLastColumn="0" w:lastRowFirstColumn="0" w:lastRowLastColumn="0"/>
             </w:pPr>
             <w:r>
-              <w:t>Validar el entorno con una prueba de humo (main.py)</w:t>
+              <w:t>Validar el entorno con una prueba de humo</w:t>
             </w:r>
           </w:p>
         </w:tc>
@@ -1060,7 +1270,7 @@
               <w:cnfStyle w:val="000000100000" w:firstRow="0" w:lastRow="0" w:firstColumn="0" w:lastColumn="0" w:oddVBand="0" w:evenVBand="0" w:oddHBand="1" w:evenHBand="0" w:firstRowFirstColumn="0" w:firstRowLastColumn="0" w:lastRowFirstColumn="0" w:lastRowLastColumn="0"/>
             </w:pPr>
             <w:r>
-              <w:t>30 min</w:t>
+              <w:t>1.0</w:t>
             </w:r>
           </w:p>
         </w:tc>
@@ -1075,7 +1285,7 @@
               <w:cnfStyle w:val="000000100000" w:firstRow="0" w:lastRow="0" w:firstColumn="0" w:lastColumn="0" w:oddVBand="0" w:evenVBand="0" w:oddHBand="1" w:evenHBand="0" w:firstRowFirstColumn="0" w:firstRowLastColumn="0" w:lastRowFirstColumn="0" w:lastRowLastColumn="0"/>
             </w:pPr>
             <w:r>
-              <w:t xml:space="preserve"> 30 min</w:t>
+              <w:t>1.16</w:t>
             </w:r>
           </w:p>
         </w:tc>
@@ -1092,7 +1302,7 @@
               <w:spacing w:after="160" w:line="278" w:lineRule="auto"/>
             </w:pPr>
             <w:r>
-              <w:t>Integrar componentes</w:t>
+              <w:t>Retroalimentar</w:t>
             </w:r>
           </w:p>
         </w:tc>
@@ -1107,7 +1317,7 @@
               <w:cnfStyle w:val="000000000000" w:firstRow="0" w:lastRow="0" w:firstColumn="0" w:lastColumn="0" w:oddVBand="0" w:evenVBand="0" w:oddHBand="0" w:evenHBand="0" w:firstRowFirstColumn="0" w:firstRowLastColumn="0" w:lastRowFirstColumn="0" w:lastRowLastColumn="0"/>
             </w:pPr>
             <w:r>
-              <w:t>Integración de componentes base y control de calidad</w:t>
+              <w:t>Integración de componentes</w:t>
             </w:r>
           </w:p>
         </w:tc>
@@ -1122,7 +1332,7 @@
               <w:cnfStyle w:val="000000000000" w:firstRow="0" w:lastRow="0" w:firstColumn="0" w:lastColumn="0" w:oddVBand="0" w:evenVBand="0" w:oddHBand="0" w:evenHBand="0" w:firstRowFirstColumn="0" w:firstRowLastColumn="0" w:lastRowFirstColumn="0" w:lastRowLastColumn="0"/>
             </w:pPr>
             <w:r>
-              <w:t xml:space="preserve"> 45 min</w:t>
+              <w:t>1.25</w:t>
             </w:r>
           </w:p>
         </w:tc>
@@ -1137,10 +1347,7 @@
               <w:cnfStyle w:val="000000000000" w:firstRow="0" w:lastRow="0" w:firstColumn="0" w:lastColumn="0" w:oddVBand="0" w:evenVBand="0" w:oddHBand="0" w:evenHBand="0" w:firstRowFirstColumn="0" w:firstRowLastColumn="0" w:lastRowFirstColumn="0" w:lastRowLastColumn="0"/>
             </w:pPr>
             <w:r>
-              <w:t xml:space="preserve"> </w:t>
-            </w:r>
-            <w:r>
-              <w:t>45 min</w:t>
+              <w:t>2.16</w:t>
             </w:r>
           </w:p>
         </w:tc>
@@ -1159,8 +1366,13 @@
             <w:pPr>
               <w:spacing w:after="160" w:line="278" w:lineRule="auto"/>
             </w:pPr>
+            <w:proofErr w:type="gramStart"/>
             <w:r>
-              <w:t>TOTAL SEMANAL</w:t>
+              <w:t>Total</w:t>
+            </w:r>
+            <w:proofErr w:type="gramEnd"/>
+            <w:r>
+              <w:t xml:space="preserve"> Semanal</w:t>
             </w:r>
           </w:p>
         </w:tc>
@@ -1187,11 +1399,7 @@
               <w:cnfStyle w:val="000000100000" w:firstRow="0" w:lastRow="0" w:firstColumn="0" w:lastColumn="0" w:oddVBand="0" w:evenVBand="0" w:oddHBand="1" w:evenHBand="0" w:firstRowFirstColumn="0" w:firstRowLastColumn="0" w:lastRowFirstColumn="0" w:lastRowLastColumn="0"/>
             </w:pPr>
             <w:r>
-              <w:rPr>
-                <w:b/>
-                <w:bCs/>
-              </w:rPr>
-              <w:t>4 hrs 00 min</w:t>
+              <w:t>7.0</w:t>
             </w:r>
           </w:p>
         </w:tc>
@@ -1206,11 +1414,7 @@
               <w:cnfStyle w:val="000000100000" w:firstRow="0" w:lastRow="0" w:firstColumn="0" w:lastColumn="0" w:oddVBand="0" w:evenVBand="0" w:oddHBand="1" w:evenHBand="0" w:firstRowFirstColumn="0" w:firstRowLastColumn="0" w:lastRowFirstColumn="0" w:lastRowLastColumn="0"/>
             </w:pPr>
             <w:r>
-              <w:rPr>
-                <w:b/>
-                <w:bCs/>
-              </w:rPr>
-              <w:t>4 hrs 10 min</w:t>
+              <w:t>9.23</w:t>
             </w:r>
           </w:p>
         </w:tc>

--- a/docs/Reporte_Semana03_Monitoreo_Ciberseguridad_CarlosReyez.docx
+++ b/docs/Reporte_Semana03_Monitoreo_Ciberseguridad_CarlosReyez.docx
@@ -517,18 +517,79 @@
         <w:t>: Herramientas críticas integradas para el análisis estático de código y formateo automático bajo el estándar PEP 8.</w:t>
       </w:r>
     </w:p>
-    <w:p/>
     <w:p>
-      <w:r>
-        <w:rPr>
-          <w:noProof/>
+      <w:pPr>
+        <w:jc w:val="both"/>
+        <w:rPr>
+          <w:rFonts w:ascii="Arial" w:hAnsi="Arial" w:cs="Arial"/>
+        </w:rPr>
+      </w:pPr>
+      <w:r>
+        <w:rPr>
+          <w:rFonts w:ascii="Arial" w:hAnsi="Arial" w:cs="Arial"/>
+        </w:rPr>
+        <w:t xml:space="preserve">Adicionalmente, para cumplir con los requerimientos de la arquitectura propuesta, se integró Docker como herramienta de </w:t>
+      </w:r>
+      <w:proofErr w:type="spellStart"/>
+      <w:r>
+        <w:rPr>
+          <w:rFonts w:ascii="Arial" w:hAnsi="Arial" w:cs="Arial"/>
+        </w:rPr>
+        <w:t>contenedorización</w:t>
+      </w:r>
+      <w:proofErr w:type="spellEnd"/>
+      <w:r>
+        <w:rPr>
+          <w:rFonts w:ascii="Arial" w:hAnsi="Arial" w:cs="Arial"/>
+        </w:rPr>
+        <w:t>. Se generó el archivo de configuración base (</w:t>
+      </w:r>
+      <w:proofErr w:type="spellStart"/>
+      <w:r>
+        <w:rPr>
+          <w:rFonts w:ascii="Arial" w:hAnsi="Arial" w:cs="Arial"/>
+        </w:rPr>
+        <w:t>Dockerfile</w:t>
+      </w:r>
+      <w:proofErr w:type="spellEnd"/>
+      <w:r>
+        <w:rPr>
+          <w:rFonts w:ascii="Arial" w:hAnsi="Arial" w:cs="Arial"/>
+        </w:rPr>
+        <w:t>) en la raíz del proyecto para definir el entorno de ejecución estandarizado. Aunque durante la fase de desarrollo local se priorizó el uso del entorno virtual (.</w:t>
+      </w:r>
+      <w:proofErr w:type="spellStart"/>
+      <w:r>
+        <w:rPr>
+          <w:rFonts w:ascii="Arial" w:hAnsi="Arial" w:cs="Arial"/>
+        </w:rPr>
+        <w:t>venv</w:t>
+      </w:r>
+      <w:proofErr w:type="spellEnd"/>
+      <w:r>
+        <w:rPr>
+          <w:rFonts w:ascii="Arial" w:hAnsi="Arial" w:cs="Arial"/>
+        </w:rPr>
+        <w:t>) para mayor agilidad, la configuración de Docker quedó establecida desde esta etapa para garantizar que el despliegue final del sistema sea portátil, autocontenido y completamente independiente del sistema operativo anfitrión.</w:t>
+      </w:r>
+    </w:p>
+    <w:p>
+      <w:pPr>
+        <w:jc w:val="both"/>
+        <w:rPr>
+          <w:rFonts w:ascii="Arial" w:hAnsi="Arial" w:cs="Arial"/>
+        </w:rPr>
+      </w:pPr>
+      <w:r>
+        <w:rPr>
+          <w:rFonts w:ascii="Arial" w:hAnsi="Arial" w:cs="Arial"/>
         </w:rPr>
         <w:lastRenderedPageBreak/>
         <w:drawing>
-          <wp:inline distT="0" distB="0" distL="0" distR="0" wp14:anchorId="499BEDCF" wp14:editId="1D79866A">
-            <wp:extent cx="5612130" cy="2995295"/>
+          <wp:inline distT="0" distB="0" distL="0" distR="0" wp14:anchorId="2A14713F" wp14:editId="07275737">
+            <wp:extent cx="5612130" cy="2863850"/>
             <wp:effectExtent l="0" t="0" r="7620" b="0"/>
-            <wp:docPr id="3" name="Imagen 3"/>
+            <wp:docPr id="2" name="Imagen 2"/>
             <wp:cNvGraphicFramePr>
               <a:graphicFrameLocks xmlns:a="http://schemas.openxmlformats.org/drawingml/2006/main" noChangeAspect="1"/>
             </wp:cNvGraphicFramePr>
@@ -548,7 +609,7 @@
                   <pic:spPr>
                     <a:xfrm>
                       <a:off x="0" y="0"/>
-                      <a:ext cx="5612130" cy="2995295"/>
+                      <a:ext cx="5612130" cy="2863850"/>
                     </a:xfrm>
                     <a:prstGeom prst="rect">
                       <a:avLst/>
@@ -561,147 +622,25 @@
         </w:drawing>
       </w:r>
     </w:p>
+    <w:p>
+      <w:pPr>
+        <w:jc w:val="both"/>
+        <w:rPr>
+          <w:rFonts w:ascii="Arial" w:hAnsi="Arial" w:cs="Arial"/>
+        </w:rPr>
+      </w:pPr>
+    </w:p>
     <w:p/>
     <w:p>
-      <w:pPr>
-        <w:rPr>
-          <w:rFonts w:ascii="Arial" w:hAnsi="Arial" w:cs="Arial"/>
-        </w:rPr>
-      </w:pPr>
-      <w:r>
-        <w:rPr>
-          <w:rFonts w:ascii="Arial" w:hAnsi="Arial" w:cs="Arial"/>
-          <w:b/>
-          <w:bCs/>
-        </w:rPr>
-        <w:t>Inicializar proyecto y Validar el entorno con una prueba de humo</w:t>
-      </w:r>
-      <w:r>
-        <w:rPr>
-          <w:rFonts w:ascii="Arial" w:hAnsi="Arial" w:cs="Arial"/>
-        </w:rPr>
-        <w:t xml:space="preserve"> </w:t>
-      </w:r>
-    </w:p>
-    <w:p>
-      <w:pPr>
-        <w:jc w:val="both"/>
-        <w:rPr>
-          <w:rFonts w:ascii="Arial" w:hAnsi="Arial" w:cs="Arial"/>
-        </w:rPr>
-      </w:pPr>
-      <w:r>
-        <w:rPr>
-          <w:rFonts w:ascii="Arial" w:hAnsi="Arial" w:cs="Arial"/>
-        </w:rPr>
-        <w:t>Para consolidar la integración de los componentes base definidos en el diagrama de arquitectura UML, se realizaron dos acciones críticas de configuración en el espacio de trabajo local:</w:t>
-      </w:r>
-    </w:p>
-    <w:p>
-      <w:pPr>
-        <w:numPr>
-          <w:ilvl w:val="0"/>
-          <w:numId w:val="3"/>
-        </w:numPr>
-        <w:jc w:val="both"/>
-        <w:rPr>
-          <w:rFonts w:ascii="Arial" w:hAnsi="Arial" w:cs="Arial"/>
-        </w:rPr>
-      </w:pPr>
-      <w:r>
-        <w:rPr>
-          <w:rFonts w:ascii="Arial" w:hAnsi="Arial" w:cs="Arial"/>
-          <w:b/>
-          <w:bCs/>
-        </w:rPr>
-        <w:t>Inicialización del paquete (__init__.py)</w:t>
-      </w:r>
-      <w:r>
-        <w:rPr>
-          <w:rFonts w:ascii="Arial" w:hAnsi="Arial" w:cs="Arial"/>
-        </w:rPr>
-        <w:t>: Se generó un archivo de inicialización vacío dentro del directorio /</w:t>
-      </w:r>
-      <w:proofErr w:type="spellStart"/>
-      <w:r>
-        <w:rPr>
-          <w:rFonts w:ascii="Arial" w:hAnsi="Arial" w:cs="Arial"/>
-        </w:rPr>
-        <w:t>src</w:t>
-      </w:r>
-      <w:proofErr w:type="spellEnd"/>
-      <w:r>
-        <w:rPr>
-          <w:rFonts w:ascii="Arial" w:hAnsi="Arial" w:cs="Arial"/>
-        </w:rPr>
-        <w:t xml:space="preserve">. Esta acción bajo los estándares de Python convierte la carpeta en un módulo formal, previniendo errores de importación relativos y permitiendo la intercomunicación limpia entre los componentes del núcleo de captura y la futura interfaz de </w:t>
-      </w:r>
-      <w:proofErr w:type="spellStart"/>
-      <w:r>
-        <w:rPr>
-          <w:rFonts w:ascii="Arial" w:hAnsi="Arial" w:cs="Arial"/>
-        </w:rPr>
-        <w:t>Flask</w:t>
-      </w:r>
-      <w:proofErr w:type="spellEnd"/>
-      <w:r>
-        <w:rPr>
-          <w:rFonts w:ascii="Arial" w:hAnsi="Arial" w:cs="Arial"/>
-        </w:rPr>
-        <w:t>.</w:t>
-      </w:r>
-    </w:p>
-    <w:p>
-      <w:pPr>
-        <w:numPr>
-          <w:ilvl w:val="0"/>
-          <w:numId w:val="3"/>
-        </w:numPr>
-        <w:jc w:val="both"/>
-        <w:rPr>
-          <w:rFonts w:ascii="Arial" w:hAnsi="Arial" w:cs="Arial"/>
-        </w:rPr>
-      </w:pPr>
-      <w:r>
-        <w:rPr>
-          <w:rFonts w:ascii="Arial" w:hAnsi="Arial" w:cs="Arial"/>
-          <w:b/>
-          <w:bCs/>
-        </w:rPr>
-        <w:t>Prueba de Humo</w:t>
-      </w:r>
-      <w:r>
-        <w:rPr>
-          <w:rFonts w:ascii="Arial" w:hAnsi="Arial" w:cs="Arial"/>
-        </w:rPr>
-        <w:t xml:space="preserve">: Se ejecutó el componente principal main.py para validar que el ecosistema de ejecución local responda adecuadamente y sea capaz de interactuar con el Sistema Operativo Host utilizando las librerías nativas socket y </w:t>
-      </w:r>
-      <w:proofErr w:type="spellStart"/>
-      <w:r>
-        <w:rPr>
-          <w:rFonts w:ascii="Arial" w:hAnsi="Arial" w:cs="Arial"/>
-        </w:rPr>
-        <w:t>platform</w:t>
-      </w:r>
-      <w:proofErr w:type="spellEnd"/>
-      <w:r>
-        <w:rPr>
-          <w:rFonts w:ascii="Arial" w:hAnsi="Arial" w:cs="Arial"/>
-        </w:rPr>
-        <w:t>.</w:t>
-      </w:r>
-    </w:p>
-    <w:p>
       <w:r>
         <w:rPr>
           <w:noProof/>
         </w:rPr>
-        <w:lastRenderedPageBreak/>
         <w:drawing>
-          <wp:inline distT="0" distB="0" distL="0" distR="0" wp14:anchorId="1117462E" wp14:editId="2DB9761E">
-            <wp:extent cx="5612130" cy="2996565"/>
+          <wp:inline distT="0" distB="0" distL="0" distR="0" wp14:anchorId="499BEDCF" wp14:editId="1D79866A">
+            <wp:extent cx="5612130" cy="2995295"/>
             <wp:effectExtent l="0" t="0" r="7620" b="0"/>
-            <wp:docPr id="4" name="Imagen 4"/>
+            <wp:docPr id="3" name="Imagen 3"/>
             <wp:cNvGraphicFramePr>
               <a:graphicFrameLocks xmlns:a="http://schemas.openxmlformats.org/drawingml/2006/main" noChangeAspect="1"/>
             </wp:cNvGraphicFramePr>
@@ -721,6 +660,179 @@
                   <pic:spPr>
                     <a:xfrm>
                       <a:off x="0" y="0"/>
+                      <a:ext cx="5612130" cy="2995295"/>
+                    </a:xfrm>
+                    <a:prstGeom prst="rect">
+                      <a:avLst/>
+                    </a:prstGeom>
+                  </pic:spPr>
+                </pic:pic>
+              </a:graphicData>
+            </a:graphic>
+          </wp:inline>
+        </w:drawing>
+      </w:r>
+    </w:p>
+    <w:p/>
+    <w:p>
+      <w:pPr>
+        <w:rPr>
+          <w:rFonts w:ascii="Arial" w:hAnsi="Arial" w:cs="Arial"/>
+        </w:rPr>
+      </w:pPr>
+      <w:r>
+        <w:rPr>
+          <w:rFonts w:ascii="Arial" w:hAnsi="Arial" w:cs="Arial"/>
+          <w:b/>
+          <w:bCs/>
+        </w:rPr>
+        <w:t>Inicializar proyecto y Validar el entorno con una prueba de humo</w:t>
+      </w:r>
+      <w:r>
+        <w:rPr>
+          <w:rFonts w:ascii="Arial" w:hAnsi="Arial" w:cs="Arial"/>
+        </w:rPr>
+        <w:t xml:space="preserve"> </w:t>
+      </w:r>
+    </w:p>
+    <w:p>
+      <w:pPr>
+        <w:jc w:val="both"/>
+        <w:rPr>
+          <w:rFonts w:ascii="Arial" w:hAnsi="Arial" w:cs="Arial"/>
+        </w:rPr>
+      </w:pPr>
+      <w:r>
+        <w:rPr>
+          <w:rFonts w:ascii="Arial" w:hAnsi="Arial" w:cs="Arial"/>
+        </w:rPr>
+        <w:t>Para consolidar la integración de los componentes base definidos en el diagrama de arquitectura UML, se realizaron dos acciones críticas de configuración en el espacio de trabajo local:</w:t>
+      </w:r>
+    </w:p>
+    <w:p>
+      <w:pPr>
+        <w:numPr>
+          <w:ilvl w:val="0"/>
+          <w:numId w:val="3"/>
+        </w:numPr>
+        <w:jc w:val="both"/>
+        <w:rPr>
+          <w:rFonts w:ascii="Arial" w:hAnsi="Arial" w:cs="Arial"/>
+        </w:rPr>
+      </w:pPr>
+      <w:r>
+        <w:rPr>
+          <w:rFonts w:ascii="Arial" w:hAnsi="Arial" w:cs="Arial"/>
+          <w:b/>
+          <w:bCs/>
+        </w:rPr>
+        <w:lastRenderedPageBreak/>
+        <w:t>Inicialización del paquete (__init__.py)</w:t>
+      </w:r>
+      <w:r>
+        <w:rPr>
+          <w:rFonts w:ascii="Arial" w:hAnsi="Arial" w:cs="Arial"/>
+        </w:rPr>
+        <w:t>: Se generó un archivo de inicialización vacío dentro del directorio /</w:t>
+      </w:r>
+      <w:proofErr w:type="spellStart"/>
+      <w:r>
+        <w:rPr>
+          <w:rFonts w:ascii="Arial" w:hAnsi="Arial" w:cs="Arial"/>
+        </w:rPr>
+        <w:t>src</w:t>
+      </w:r>
+      <w:proofErr w:type="spellEnd"/>
+      <w:r>
+        <w:rPr>
+          <w:rFonts w:ascii="Arial" w:hAnsi="Arial" w:cs="Arial"/>
+        </w:rPr>
+        <w:t xml:space="preserve">. Esta acción bajo los estándares de Python convierte la carpeta en un módulo formal, previniendo errores de importación relativos y permitiendo la intercomunicación limpia entre los componentes del núcleo de captura y la futura interfaz de </w:t>
+      </w:r>
+      <w:proofErr w:type="spellStart"/>
+      <w:r>
+        <w:rPr>
+          <w:rFonts w:ascii="Arial" w:hAnsi="Arial" w:cs="Arial"/>
+        </w:rPr>
+        <w:t>Flask</w:t>
+      </w:r>
+      <w:proofErr w:type="spellEnd"/>
+      <w:r>
+        <w:rPr>
+          <w:rFonts w:ascii="Arial" w:hAnsi="Arial" w:cs="Arial"/>
+        </w:rPr>
+        <w:t>.</w:t>
+      </w:r>
+    </w:p>
+    <w:p>
+      <w:pPr>
+        <w:numPr>
+          <w:ilvl w:val="0"/>
+          <w:numId w:val="3"/>
+        </w:numPr>
+        <w:jc w:val="both"/>
+        <w:rPr>
+          <w:rFonts w:ascii="Arial" w:hAnsi="Arial" w:cs="Arial"/>
+        </w:rPr>
+      </w:pPr>
+      <w:r>
+        <w:rPr>
+          <w:rFonts w:ascii="Arial" w:hAnsi="Arial" w:cs="Arial"/>
+          <w:b/>
+          <w:bCs/>
+        </w:rPr>
+        <w:t>Prueba de Humo</w:t>
+      </w:r>
+      <w:r>
+        <w:rPr>
+          <w:rFonts w:ascii="Arial" w:hAnsi="Arial" w:cs="Arial"/>
+        </w:rPr>
+        <w:t xml:space="preserve">: Se ejecutó el componente principal main.py para validar que el ecosistema de ejecución local responda adecuadamente y sea capaz de interactuar con el Sistema Operativo Host utilizando las librerías nativas socket y </w:t>
+      </w:r>
+      <w:proofErr w:type="spellStart"/>
+      <w:r>
+        <w:rPr>
+          <w:rFonts w:ascii="Arial" w:hAnsi="Arial" w:cs="Arial"/>
+        </w:rPr>
+        <w:t>platform</w:t>
+      </w:r>
+      <w:proofErr w:type="spellEnd"/>
+      <w:r>
+        <w:rPr>
+          <w:rFonts w:ascii="Arial" w:hAnsi="Arial" w:cs="Arial"/>
+        </w:rPr>
+        <w:t>.</w:t>
+      </w:r>
+    </w:p>
+    <w:p>
+      <w:r>
+        <w:rPr>
+          <w:noProof/>
+        </w:rPr>
+        <w:drawing>
+          <wp:inline distT="0" distB="0" distL="0" distR="0" wp14:anchorId="1117462E" wp14:editId="2DB9761E">
+            <wp:extent cx="5612130" cy="2996565"/>
+            <wp:effectExtent l="0" t="0" r="7620" b="0"/>
+            <wp:docPr id="4" name="Imagen 4"/>
+            <wp:cNvGraphicFramePr>
+              <a:graphicFrameLocks xmlns:a="http://schemas.openxmlformats.org/drawingml/2006/main" noChangeAspect="1"/>
+            </wp:cNvGraphicFramePr>
+            <a:graphic xmlns:a="http://schemas.openxmlformats.org/drawingml/2006/main">
+              <a:graphicData uri="http://schemas.openxmlformats.org/drawingml/2006/picture">
+                <pic:pic xmlns:pic="http://schemas.openxmlformats.org/drawingml/2006/picture">
+                  <pic:nvPicPr>
+                    <pic:cNvPr id="1" name=""/>
+                    <pic:cNvPicPr/>
+                  </pic:nvPicPr>
+                  <pic:blipFill>
+                    <a:blip r:embed="rId8"/>
+                    <a:stretch>
+                      <a:fillRect/>
+                    </a:stretch>
+                  </pic:blipFill>
+                  <pic:spPr>
+                    <a:xfrm>
+                      <a:off x="0" y="0"/>
                       <a:ext cx="5612130" cy="2996565"/>
                     </a:xfrm>
                     <a:prstGeom prst="rect">
@@ -818,6 +930,7 @@
           <w:b/>
           <w:bCs/>
         </w:rPr>
+        <w:lastRenderedPageBreak/>
         <w:t>Aislamiento de Entornos:</w:t>
       </w:r>
       <w:r>
@@ -860,11 +973,7 @@
       </w:r>
       <w:proofErr w:type="spellEnd"/>
       <w:r>
-        <w:t xml:space="preserve"> estabilizado requirements.txt hacia el repositorio remoto en GitHub mediante </w:t>
-      </w:r>
-      <w:r>
-        <w:lastRenderedPageBreak/>
-        <w:t xml:space="preserve">los comandos de control de versiones </w:t>
+        <w:t xml:space="preserve"> estabilizado requirements.txt hacia el repositorio remoto en GitHub mediante los comandos de control de versiones </w:t>
       </w:r>
       <w:proofErr w:type="spellStart"/>
       <w:r>
